--- a/pr-preview/pr-296/chapters/paper-organization.docx
+++ b/pr-preview/pr-296/chapters/paper-organization.docx
@@ -15,7 +15,7 @@
         <w:pStyle w:val="Date"/>
       </w:pPr>
       <w:r>
-        <w:t xml:space="preserve">Last modified: 2026-10-19 00:51:29 (PDT)</w:t>
+        <w:t xml:space="preserve">Last modified: 2026-10-21 12:10:11 (PDT)</w:t>
       </w:r>
     </w:p>
     <w:p>
@@ -1974,6 +1974,18 @@
     </w:p>
     <w:p>
       <w:pPr>
+        <w:pStyle w:val="Compact"/>
+        <w:numPr>
+          <w:ilvl w:val="0"/>
+          <w:numId w:val="1009"/>
+        </w:numPr>
+      </w:pPr>
+      <w:r>
+        <w:t xml:space="preserve">a technical term or result used before the definition or theorem that introduces it</w:t>
+      </w:r>
+    </w:p>
+    <w:p>
+      <w:pPr>
         <w:pStyle w:val="FirstParagraph"/>
       </w:pPr>
       <w:r>
@@ -1991,7 +2003,13 @@
         <w:pStyle w:val="BodyText"/>
       </w:pPr>
       <w:r>
-        <w:t xml:space="preserve">Fix a forward reference by moving the content ahead of the pointer.</w:t>
+        <w:t xml:space="preserve">Fix a forward reference by moving the content ahead of the pointer,</w:t>
+      </w:r>
+      <w:r>
+        <w:t xml:space="preserve"> </w:t>
+      </w:r>
+      <w:r>
+        <w:t xml:space="preserve">so that each definition or result precedes the sentences that use it.</w:t>
       </w:r>
       <w:r>
         <w:t xml:space="preserve"> </w:t>
@@ -2018,7 +2036,31 @@
         <w:t xml:space="preserve">“above”</w:t>
       </w:r>
       <w:r>
-        <w:t xml:space="preserve">, or delete the pointer.</w:t>
+        <w:t xml:space="preserve">, or delete the directional word.</w:t>
+      </w:r>
+      <w:r>
+        <w:t xml:space="preserve"> </w:t>
+      </w:r>
+      <w:r>
+        <w:t xml:space="preserve">Do not fix a forward reference by removing the hyperlink to the later definition or theorem</w:t>
+      </w:r>
+      <w:r>
+        <w:t xml:space="preserve"> </w:t>
+      </w:r>
+      <w:r>
+        <w:t xml:space="preserve">while leaving the term in the sentence:</w:t>
+      </w:r>
+      <w:r>
+        <w:t xml:space="preserve"> </w:t>
+      </w:r>
+      <w:r>
+        <w:t xml:space="preserve">the sentence still uses a concept the reader has not met,</w:t>
+      </w:r>
+      <w:r>
+        <w:t xml:space="preserve"> </w:t>
+      </w:r>
+      <w:r>
+        <w:t xml:space="preserve">and the reader also loses the link to its definition.</w:t>
       </w:r>
     </w:p>
     <w:p>

--- a/pr-preview/pr-296/chapters/paper-organization.docx
+++ b/pr-preview/pr-296/chapters/paper-organization.docx
@@ -15,7 +15,7 @@
         <w:pStyle w:val="Date"/>
       </w:pPr>
       <w:r>
-        <w:t xml:space="preserve">Last modified: 2026-10-21 12:10:11 (PDT)</w:t>
+        <w:t xml:space="preserve">Last modified: 2026-10-25 22:11:54 (PDT)</w:t>
       </w:r>
     </w:p>
     <w:p>
